--- a/templates/InvestmentContract.docx
+++ b/templates/InvestmentContract.docx
@@ -268,16 +268,7 @@
                 <w:szCs w:val="20"/>
                 <w:lang w:val="en-US"/>
               </w:rPr>
-              <w:t xml:space="preserve"> </w:t>
-            </w:r>
-            <w:r>
-              <w:rPr>
-                <w:rFonts w:ascii="Verdana Pro" w:hAnsi="Verdana Pro"/>
-                <w:sz w:val="20"/>
-                <w:szCs w:val="20"/>
-                <w:lang w:val="en-US"/>
-              </w:rPr>
-              <w:t>{{</w:t>
+              <w:t xml:space="preserve"> {{</w:t>
             </w:r>
             <w:proofErr w:type="spellStart"/>
             <w:r>
@@ -441,7 +432,25 @@
                 <w:sz w:val="20"/>
                 <w:szCs w:val="20"/>
               </w:rPr>
-              <w:t>FirstName}} {{LastName</w:t>
+              <w:t>FirstName</w:t>
+            </w:r>
+            <w:proofErr w:type="spellEnd"/>
+            <w:r>
+              <w:rPr>
+                <w:rFonts w:ascii="Verdana Pro" w:hAnsi="Verdana Pro"/>
+                <w:sz w:val="20"/>
+                <w:szCs w:val="20"/>
+              </w:rPr>
+              <w:t>}} {{</w:t>
+            </w:r>
+            <w:proofErr w:type="spellStart"/>
+            <w:r>
+              <w:rPr>
+                <w:rFonts w:ascii="Verdana Pro" w:hAnsi="Verdana Pro"/>
+                <w:sz w:val="20"/>
+                <w:szCs w:val="20"/>
+              </w:rPr>
+              <w:t>LastName</w:t>
             </w:r>
             <w:proofErr w:type="spellEnd"/>
             <w:r>
@@ -752,27 +761,7 @@
                 <w:szCs w:val="20"/>
                 <w:lang w:val="en-US"/>
               </w:rPr>
-              <w:t>{{</w:t>
-            </w:r>
-            <w:proofErr w:type="spellStart"/>
-            <w:r>
-              <w:rPr>
-                <w:rFonts w:ascii="Verdana Pro" w:hAnsi="Verdana Pro"/>
-                <w:sz w:val="20"/>
-                <w:szCs w:val="20"/>
-                <w:lang w:val="en-US"/>
-              </w:rPr>
-              <w:t>FirstName}} {{LastName</w:t>
-            </w:r>
-            <w:proofErr w:type="spellEnd"/>
-            <w:r>
-              <w:rPr>
-                <w:rFonts w:ascii="Verdana Pro" w:hAnsi="Verdana Pro"/>
-                <w:sz w:val="20"/>
-                <w:szCs w:val="20"/>
-                <w:lang w:val="en-US"/>
-              </w:rPr>
-              <w:t>}}</w:t>
+              <w:t>{{FirstName}} {{LastName}}</w:t>
             </w:r>
             <w:r>
               <w:rPr>
@@ -1198,8 +1187,8 @@
         <w:tblLook w:val="04A0" w:firstRow="1" w:lastRow="0" w:firstColumn="1" w:lastColumn="0" w:noHBand="0" w:noVBand="1"/>
       </w:tblPr>
       <w:tblGrid>
-        <w:gridCol w:w="4880"/>
-        <w:gridCol w:w="4866"/>
+        <w:gridCol w:w="4873"/>
+        <w:gridCol w:w="4873"/>
       </w:tblGrid>
       <w:tr>
         <w:tc>
@@ -1815,8 +1804,8 @@
         <w:tblLook w:val="04A0" w:firstRow="1" w:lastRow="0" w:firstColumn="1" w:lastColumn="0" w:noHBand="0" w:noVBand="1"/>
       </w:tblPr>
       <w:tblGrid>
-        <w:gridCol w:w="4873"/>
-        <w:gridCol w:w="4873"/>
+        <w:gridCol w:w="4877"/>
+        <w:gridCol w:w="4869"/>
       </w:tblGrid>
       <w:tr>
         <w:tc>
@@ -5198,16 +5187,16 @@
               <mc:AlternateContent>
                 <mc:Choice Requires="wps">
                   <w:drawing>
-                    <wp:anchor distT="0" distB="0" distL="114300" distR="114300" simplePos="0" relativeHeight="251668480" behindDoc="0" locked="0" layoutInCell="1" allowOverlap="1" wp14:anchorId="1BF86EA1" wp14:editId="3B87C701">
+                    <wp:anchor distT="0" distB="0" distL="114300" distR="114300" simplePos="0" relativeHeight="251668480" behindDoc="0" locked="0" layoutInCell="1" allowOverlap="1" wp14:anchorId="1BF86EA1" wp14:editId="07F50134">
                       <wp:simplePos x="0" y="0"/>
                       <wp:positionH relativeFrom="column">
-                        <wp:posOffset>-72141</wp:posOffset>
+                        <wp:posOffset>-73897</wp:posOffset>
                       </wp:positionH>
                       <wp:positionV relativeFrom="paragraph">
-                        <wp:posOffset>91440</wp:posOffset>
+                        <wp:posOffset>88103</wp:posOffset>
                       </wp:positionV>
-                      <wp:extent cx="2835910" cy="238125"/>
-                      <wp:effectExtent l="0" t="0" r="0" b="3175"/>
+                      <wp:extent cx="2931603" cy="238125"/>
+                      <wp:effectExtent l="0" t="0" r="2540" b="3175"/>
                       <wp:wrapNone/>
                       <wp:docPr id="2138179866" name="Textfeld 7"/>
                       <wp:cNvGraphicFramePr/>
@@ -5218,7 +5207,7 @@
                             <wps:spPr>
                               <a:xfrm>
                                 <a:off x="0" y="0"/>
-                                <a:ext cx="2835910" cy="238125"/>
+                                <a:ext cx="2931603" cy="238125"/>
                               </a:xfrm>
                               <a:prstGeom prst="rect">
                                 <a:avLst/>
@@ -5269,7 +5258,7 @@
                                       <w:szCs w:val="16"/>
                                       <w:lang w:val="en-US"/>
                                     </w:rPr>
-                                    <w:t>CompanyName</w:t>
+                                    <w:t>LenderFullName</w:t>
                                   </w:r>
                                   <w:proofErr w:type="spellEnd"/>
                                   <w:r>
@@ -5294,6 +5283,9 @@
                           </wps:wsp>
                         </a:graphicData>
                       </a:graphic>
+                      <wp14:sizeRelH relativeFrom="margin">
+                        <wp14:pctWidth>0</wp14:pctWidth>
+                      </wp14:sizeRelH>
                       <wp14:sizeRelV relativeFrom="margin">
                         <wp14:pctHeight>0</wp14:pctHeight>
                       </wp14:sizeRelV>
@@ -5306,7 +5298,7 @@
                       <v:stroke joinstyle="miter"/>
                       <v:path gradientshapeok="t" o:connecttype="rect"/>
                     </v:shapetype>
-                    <v:shape id="Textfeld 7" o:spid="_x0000_s1026" type="#_x0000_t202" style="position:absolute;margin-left:-5.7pt;margin-top:7.2pt;width:223.3pt;height:18.75pt;z-index:251668480;visibility:visible;mso-wrap-style:square;mso-height-percent:0;mso-wrap-distance-left:9pt;mso-wrap-distance-top:0;mso-wrap-distance-right:9pt;mso-wrap-distance-bottom:0;mso-position-horizontal:absolute;mso-position-horizontal-relative:text;mso-position-vertical:absolute;mso-position-vertical-relative:text;mso-height-percent:0;mso-height-relative:margin;v-text-anchor:top" o:gfxdata="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" fillcolor="white [3201]" stroked="f" strokeweight=".5pt">
+                    <v:shape id="Textfeld 7" o:spid="_x0000_s1026" type="#_x0000_t202" style="position:absolute;margin-left:-5.8pt;margin-top:6.95pt;width:230.85pt;height:18.75pt;z-index:251668480;visibility:visible;mso-wrap-style:square;mso-width-percent:0;mso-height-percent:0;mso-wrap-distance-left:9pt;mso-wrap-distance-top:0;mso-wrap-distance-right:9pt;mso-wrap-distance-bottom:0;mso-position-horizontal:absolute;mso-position-horizontal-relative:text;mso-position-vertical:absolute;mso-position-vertical-relative:text;mso-width-percent:0;mso-height-percent:0;mso-width-relative:margin;mso-height-relative:margin;v-text-anchor:top" o:gfxdata="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" fillcolor="white [3201]" stroked="f" strokeweight=".5pt">
                       <v:textbox>
                         <w:txbxContent>
                           <w:p>
@@ -5346,7 +5338,7 @@
                                 <w:szCs w:val="16"/>
                                 <w:lang w:val="en-US"/>
                               </w:rPr>
-                              <w:t>CompanyName</w:t>
+                              <w:t>LenderFullName</w:t>
                             </w:r>
                             <w:proofErr w:type="spellEnd"/>
                             <w:r>
